--- a/OpenVLA_day11_rapport_hebdomadaire.docx
+++ b/OpenVLA_day11_rapport_hebdomadaire.docx
@@ -152,6 +152,117 @@
       </w:pPr>
       <w:r>
         <w:t>3. Solutions proposées / mises en œuvre</w:t>
+      </w:r>
+    </w:p>
+    <w:p>
+      <w:pPr>
+        <w:pStyle w:val="Heading2"/>
+      </w:pPr>
+      <w:r>
+        <w:t>3.0 Architecture calibration — I, II, III</w:t>
+      </w:r>
+    </w:p>
+    <w:p>
+      <w:r>
+        <w:t>Deux modules distincts dans pipeline/ : un script autonome pour créer T_tcp_cam.npy, et un module chargé à chaque exécution du pipeline pour convertir les coordonnées pendant les déplacements OpenVLA.</w:t>
+      </w:r>
+    </w:p>
+    <w:p>
+      <w:pPr>
+        <w:pStyle w:val="Heading3"/>
+      </w:pPr>
+      <w:r>
+        <w:t>I. Fichier T_tcp_cam.npy (traducteur caméra → robot)</w:t>
+      </w:r>
+    </w:p>
+    <w:p>
+      <w:r>
+        <w:t>Matrice homogène 4×4 sauvegardée avec numpy (np.save) après calibration Zivid réussie. Sans ce fichier, DINO/OpenVLA voient l’objet dans le repère caméra ; le UR16e ne peut pas interpréter « à gauche de la caméra » sans conversion.</w:t>
+      </w:r>
+    </w:p>
+    <w:p>
+      <w:pPr>
+        <w:pStyle w:val="ListBullet"/>
+      </w:pPr>
+      <w:r>
+        <w:t>Chemin : CALIBRATION_FILE dans pipeline/config.py → T_tcp_cam.npy.</w:t>
+      </w:r>
+    </w:p>
+    <w:p>
+      <w:pPr>
+        <w:pStyle w:val="Heading3"/>
+      </w:pPr>
+      <w:r>
+        <w:t>II. pipeline/calibrer_robot.py — exécution seule (création du fichier)</w:t>
+      </w:r>
+    </w:p>
+    <w:p>
+      <w:r>
+        <w:t>Script indépendant de main_real.py / main_sim.py. À lancer une fois (ou après déplacement de la caméra) pour produire T_tcp_cam.npy.</w:t>
+      </w:r>
+    </w:p>
+    <w:p>
+      <w:pPr>
+        <w:pStyle w:val="ListBullet"/>
+      </w:pPr>
+      <w:r>
+        <w:t>Pour chaque pose : capture Zivid (camera.capture()), détection mire damier noir/blanc (zivid.calibration.detect_feature_points sur le point cloud).</w:t>
+      </w:r>
+    </w:p>
+    <w:p>
+      <w:pPr>
+        <w:pStyle w:val="ListBullet"/>
+      </w:pPr>
+      <w:r>
+        <w:t>Échantillons hand-eye : pose TCP UR + détection valide → calibrate_eye_in_hand() → np.save(T_tcp_cam).</w:t>
+      </w:r>
+    </w:p>
+    <w:p>
+      <w:pPr>
+        <w:pStyle w:val="ListBullet"/>
+      </w:pPr>
+      <w:r>
+        <w:t>Commande : python -m pipeline.calibrer_robot (environnements Zivid + RTDE).</w:t>
+      </w:r>
+    </w:p>
+    <w:p>
+      <w:pPr>
+        <w:pStyle w:val="Heading3"/>
+      </w:pPr>
+      <w:r>
+        <w:t>III. pipeline/calibration.py — à chaque run du pipeline OpenVLA</w:t>
+      </w:r>
+    </w:p>
+    <w:p>
+      <w:pPr>
+        <w:pStyle w:val="ListBullet"/>
+      </w:pPr>
+      <w:r>
+        <w:t>load_calibration() : charge T_tcp_cam.npy (ou matrice défaut si absent).</w:t>
+      </w:r>
+    </w:p>
+    <w:p>
+      <w:pPr>
+        <w:pStyle w:val="ListBullet"/>
+      </w:pPr>
+      <w:r>
+        <w:t>cam_to_robot() : reconvertit xyz caméra → base robot à chaque déplacement (utilisé par main_real.py).</w:t>
+      </w:r>
+    </w:p>
+    <w:p>
+      <w:pPr>
+        <w:pStyle w:val="ListBullet"/>
+      </w:pPr>
+      <w:r>
+        <w:t>compute_distance_tcp_to_object() : distance TCP–objet pour critère d’arrêt / prompt.</w:t>
+      </w:r>
+    </w:p>
+    <w:p>
+      <w:r>
+        <w:rPr>
+          <w:b/>
+        </w:rPr>
+        <w:t>calibrer_robot.py trouve la mire et écrit le fichier ; calibration.py le relit en continu pendant la boucle OpenVLA.</w:t>
       </w:r>
     </w:p>
     <w:p>
